--- a/variable_selection/Results_LASSO_imputation.docx
+++ b/variable_selection/Results_LASSO_imputation.docx
@@ -341,14 +341,31 @@
           <w:numId w:val="3"/>
         </w:numPr>
         <w:rPr>
-          <w:lang w:val="en-US"/>
-        </w:rPr>
-      </w:pPr>
-      <w:r>
-        <w:rPr>
-          <w:lang w:val="en-US"/>
-        </w:rPr>
-        <w:t>LN RATIO</w:t>
+          <w:highlight w:val="yellow"/>
+          <w:lang w:val="en-US"/>
+        </w:rPr>
+      </w:pPr>
+      <w:commentRangeStart w:id="0"/>
+      <w:r>
+        <w:rPr>
+          <w:highlight w:val="yellow"/>
+          <w:lang w:val="en-US"/>
+        </w:rPr>
+        <w:t>LN</w:t>
+      </w:r>
+      <w:commentRangeEnd w:id="0"/>
+      <w:r>
+        <w:rPr>
+          <w:rStyle w:val="CommentReference"/>
+        </w:rPr>
+        <w:commentReference w:id="0"/>
+      </w:r>
+      <w:r>
+        <w:rPr>
+          <w:highlight w:val="yellow"/>
+          <w:lang w:val="en-US"/>
+        </w:rPr>
+        <w:t xml:space="preserve"> RATIO</w:t>
       </w:r>
     </w:p>
     <w:p>
@@ -2102,11 +2119,14 @@
           <w:numId w:val="2"/>
         </w:numPr>
         <w:rPr>
-          <w:lang w:val="en-US"/>
-        </w:rPr>
-      </w:pPr>
-      <w:r>
-        <w:rPr>
+          <w:strike/>
+          <w:lang w:val="en-US"/>
+        </w:rPr>
+      </w:pPr>
+      <w:commentRangeStart w:id="1"/>
+      <w:r>
+        <w:rPr>
+          <w:strike/>
           <w:lang w:val="en-US"/>
         </w:rPr>
         <w:t>'TNMN',</w:t>
@@ -2120,11 +2140,13 @@
           <w:numId w:val="2"/>
         </w:numPr>
         <w:rPr>
-          <w:lang w:val="en-US"/>
-        </w:rPr>
-      </w:pPr>
-      <w:r>
-        <w:rPr>
+          <w:strike/>
+          <w:lang w:val="en-US"/>
+        </w:rPr>
+      </w:pPr>
+      <w:r>
+        <w:rPr>
+          <w:strike/>
           <w:lang w:val="en-US"/>
         </w:rPr>
         <w:t xml:space="preserve">'TNMM', </w:t>
@@ -2138,14 +2160,23 @@
           <w:numId w:val="2"/>
         </w:numPr>
         <w:rPr>
-          <w:lang w:val="en-US"/>
-        </w:rPr>
-      </w:pPr>
-      <w:r>
-        <w:rPr>
+          <w:strike/>
+          <w:lang w:val="en-US"/>
+        </w:rPr>
+      </w:pPr>
+      <w:r>
+        <w:rPr>
+          <w:strike/>
           <w:lang w:val="en-US"/>
         </w:rPr>
         <w:t xml:space="preserve">'STAGE', </w:t>
+      </w:r>
+      <w:commentRangeEnd w:id="1"/>
+      <w:r>
+        <w:rPr>
+          <w:rStyle w:val="CommentReference"/>
+        </w:rPr>
+        <w:commentReference w:id="1"/>
       </w:r>
     </w:p>
     <w:p>
@@ -2248,6 +2279,64 @@
 </w:document>
 </file>
 
+<file path=word/comments.xml><?xml version="1.0" encoding="utf-8"?>
+<w:comments xmlns:wpc="http://schemas.microsoft.com/office/word/2010/wordprocessingCanvas" xmlns:cx="http://schemas.microsoft.com/office/drawing/2014/chartex" xmlns:cx1="http://schemas.microsoft.com/office/drawing/2015/9/8/chartex" xmlns:cx2="http://schemas.microsoft.com/office/drawing/2015/10/21/chartex" xmlns:cx3="http://schemas.microsoft.com/office/drawing/2016/5/9/chartex" xmlns:cx4="http://schemas.microsoft.com/office/drawing/2016/5/10/chartex" xmlns:cx5="http://schemas.microsoft.com/office/drawing/2016/5/11/chartex" xmlns:cx6="http://schemas.microsoft.com/office/drawing/2016/5/12/chartex" xmlns:cx7="http://schemas.microsoft.com/office/drawing/2016/5/13/chartex" xmlns:cx8="http://schemas.microsoft.com/office/drawing/2016/5/14/chartex" xmlns:mc="http://schemas.openxmlformats.org/markup-compatibility/2006" xmlns:aink="http://schemas.microsoft.com/office/drawing/2016/ink" xmlns:am3d="http://schemas.microsoft.com/office/drawing/2017/model3d" xmlns:o="urn:schemas-microsoft-com:office:office" xmlns:oel="http://schemas.microsoft.com/office/2019/extlst" xmlns:r="http://schemas.openxmlformats.org/officeDocument/2006/relationships" xmlns:m="http://schemas.openxmlformats.org/officeDocument/2006/math" xmlns:v="urn:schemas-microsoft-com:vml" xmlns:wp14="http://schemas.microsoft.com/office/word/2010/wordprocessingDrawing" xmlns:wp="http://schemas.openxmlformats.org/drawingml/2006/wordprocessingDrawing" xmlns:w10="urn:schemas-microsoft-com:office:word" xmlns:w="http://schemas.openxmlformats.org/wordprocessingml/2006/main" xmlns:w14="http://schemas.microsoft.com/office/word/2010/wordml" xmlns:w15="http://schemas.microsoft.com/office/word/2012/wordml" xmlns:w16cex="http://schemas.microsoft.com/office/word/2018/wordml/cex" xmlns:w16cid="http://schemas.microsoft.com/office/word/2016/wordml/cid" xmlns:w16="http://schemas.microsoft.com/office/word/2018/wordml" xmlns:w16du="http://schemas.microsoft.com/office/word/2023/wordml/word16du" xmlns:w16sdtdh="http://schemas.microsoft.com/office/word/2020/wordml/sdtdatahash" xmlns:w16sdtfl="http://schemas.microsoft.com/office/word/2024/wordml/sdtformatlock" xmlns:w16se="http://schemas.microsoft.com/office/word/2015/wordml/symex" xmlns:wpg="http://schemas.microsoft.com/office/word/2010/wordprocessingGroup" xmlns:wpi="http://schemas.microsoft.com/office/word/2010/wordprocessingInk" xmlns:wne="http://schemas.microsoft.com/office/word/2006/wordml" xmlns:wps="http://schemas.microsoft.com/office/word/2010/wordprocessingShape" mc:Ignorable="w14 w15 w16se w16cid w16 w16cex w16sdtdh w16sdtfl w16du wp14">
+  <w:comment w:id="0" w:author="Luis Figueroa" w:date="2025-12-14T16:18:00Z" w:initials="LF">
+    <w:p>
+      <w:pPr>
+        <w:pStyle w:val="CommentText"/>
+      </w:pPr>
+      <w:r>
+        <w:rPr>
+          <w:rStyle w:val="CommentReference"/>
+        </w:rPr>
+        <w:annotationRef/>
+      </w:r>
+      <w:r>
+        <w:t>PAO DICE TIENE QUE IR TAMBIEN</w:t>
+      </w:r>
+    </w:p>
+  </w:comment>
+  <w:comment w:id="1" w:author="Luis Figueroa" w:date="2025-12-14T16:20:00Z" w:initials="LF">
+    <w:p>
+      <w:pPr>
+        <w:pStyle w:val="CommentText"/>
+      </w:pPr>
+      <w:r>
+        <w:rPr>
+          <w:rStyle w:val="CommentReference"/>
+        </w:rPr>
+        <w:annotationRef/>
+      </w:r>
+      <w:r>
+        <w:t>Pao dice que no se analicen</w:t>
+      </w:r>
+    </w:p>
+  </w:comment>
+</w:comments>
+</file>
+
+<file path=word/commentsExtended.xml><?xml version="1.0" encoding="utf-8"?>
+<w15:commentsEx xmlns:wpc="http://schemas.microsoft.com/office/word/2010/wordprocessingCanvas" xmlns:cx="http://schemas.microsoft.com/office/drawing/2014/chartex" xmlns:cx1="http://schemas.microsoft.com/office/drawing/2015/9/8/chartex" xmlns:cx2="http://schemas.microsoft.com/office/drawing/2015/10/21/chartex" xmlns:cx3="http://schemas.microsoft.com/office/drawing/2016/5/9/chartex" xmlns:cx4="http://schemas.microsoft.com/office/drawing/2016/5/10/chartex" xmlns:cx5="http://schemas.microsoft.com/office/drawing/2016/5/11/chartex" xmlns:cx6="http://schemas.microsoft.com/office/drawing/2016/5/12/chartex" xmlns:cx7="http://schemas.microsoft.com/office/drawing/2016/5/13/chartex" xmlns:cx8="http://schemas.microsoft.com/office/drawing/2016/5/14/chartex" xmlns:mc="http://schemas.openxmlformats.org/markup-compatibility/2006" xmlns:aink="http://schemas.microsoft.com/office/drawing/2016/ink" xmlns:am3d="http://schemas.microsoft.com/office/drawing/2017/model3d" xmlns:o="urn:schemas-microsoft-com:office:office" xmlns:oel="http://schemas.microsoft.com/office/2019/extlst" xmlns:r="http://schemas.openxmlformats.org/officeDocument/2006/relationships" xmlns:m="http://schemas.openxmlformats.org/officeDocument/2006/math" xmlns:v="urn:schemas-microsoft-com:vml" xmlns:wp14="http://schemas.microsoft.com/office/word/2010/wordprocessingDrawing" xmlns:wp="http://schemas.openxmlformats.org/drawingml/2006/wordprocessingDrawing" xmlns:w10="urn:schemas-microsoft-com:office:word" xmlns:w="http://schemas.openxmlformats.org/wordprocessingml/2006/main" xmlns:w14="http://schemas.microsoft.com/office/word/2010/wordml" xmlns:w15="http://schemas.microsoft.com/office/word/2012/wordml" xmlns:w16cex="http://schemas.microsoft.com/office/word/2018/wordml/cex" xmlns:w16cid="http://schemas.microsoft.com/office/word/2016/wordml/cid" xmlns:w16="http://schemas.microsoft.com/office/word/2018/wordml" xmlns:w16du="http://schemas.microsoft.com/office/word/2023/wordml/word16du" xmlns:w16sdtdh="http://schemas.microsoft.com/office/word/2020/wordml/sdtdatahash" xmlns:w16sdtfl="http://schemas.microsoft.com/office/word/2024/wordml/sdtformatlock" xmlns:w16se="http://schemas.microsoft.com/office/word/2015/wordml/symex" xmlns:wpg="http://schemas.microsoft.com/office/word/2010/wordprocessingGroup" xmlns:wpi="http://schemas.microsoft.com/office/word/2010/wordprocessingInk" xmlns:wne="http://schemas.microsoft.com/office/word/2006/wordml" xmlns:wps="http://schemas.microsoft.com/office/word/2010/wordprocessingShape" mc:Ignorable="w14 w15 w16se w16cid w16 w16cex w16sdtdh w16sdtfl w16du wp14">
+  <w15:commentEx w15:paraId="063EDE43" w15:done="0"/>
+  <w15:commentEx w15:paraId="5038D977" w15:done="0"/>
+</w15:commentsEx>
+</file>
+
+<file path=word/commentsExtensible.xml><?xml version="1.0" encoding="utf-8"?>
+<w16cex:commentsExtensible xmlns:wpc="http://schemas.microsoft.com/office/word/2010/wordprocessingCanvas" xmlns:cx="http://schemas.microsoft.com/office/drawing/2014/chartex" xmlns:cx1="http://schemas.microsoft.com/office/drawing/2015/9/8/chartex" xmlns:cx2="http://schemas.microsoft.com/office/drawing/2015/10/21/chartex" xmlns:cx3="http://schemas.microsoft.com/office/drawing/2016/5/9/chartex" xmlns:cx4="http://schemas.microsoft.com/office/drawing/2016/5/10/chartex" xmlns:cx5="http://schemas.microsoft.com/office/drawing/2016/5/11/chartex" xmlns:cx6="http://schemas.microsoft.com/office/drawing/2016/5/12/chartex" xmlns:cx7="http://schemas.microsoft.com/office/drawing/2016/5/13/chartex" xmlns:cx8="http://schemas.microsoft.com/office/drawing/2016/5/14/chartex" xmlns:cr="http://schemas.microsoft.com/office/comments/2020/reactions" xmlns:mc="http://schemas.openxmlformats.org/markup-compatibility/2006" xmlns:aink="http://schemas.microsoft.com/office/drawing/2016/ink" xmlns:am3d="http://schemas.microsoft.com/office/drawing/2017/model3d" xmlns:o="urn:schemas-microsoft-com:office:office" xmlns:oel="http://schemas.microsoft.com/office/2019/extlst" xmlns:r="http://schemas.openxmlformats.org/officeDocument/2006/relationships" xmlns:m="http://schemas.openxmlformats.org/officeDocument/2006/math" xmlns:v="urn:schemas-microsoft-com:vml" xmlns:wp14="http://schemas.microsoft.com/office/word/2010/wordprocessingDrawing" xmlns:wp="http://schemas.openxmlformats.org/drawingml/2006/wordprocessingDrawing" xmlns:w10="urn:schemas-microsoft-com:office:word" xmlns:w="http://schemas.openxmlformats.org/wordprocessingml/2006/main" xmlns:w14="http://schemas.microsoft.com/office/word/2010/wordml" xmlns:w15="http://schemas.microsoft.com/office/word/2012/wordml" xmlns:w16cex="http://schemas.microsoft.com/office/word/2018/wordml/cex" xmlns:w16cid="http://schemas.microsoft.com/office/word/2016/wordml/cid" xmlns:w16="http://schemas.microsoft.com/office/word/2018/wordml" xmlns:w16du="http://schemas.microsoft.com/office/word/2023/wordml/word16du" xmlns:w16sdtdh="http://schemas.microsoft.com/office/word/2020/wordml/sdtdatahash" xmlns:w16sdtfl="http://schemas.microsoft.com/office/word/2024/wordml/sdtformatlock" xmlns:w16se="http://schemas.microsoft.com/office/word/2015/wordml/symex" xmlns:wpg="http://schemas.microsoft.com/office/word/2010/wordprocessingGroup" xmlns:wpi="http://schemas.microsoft.com/office/word/2010/wordprocessingInk" xmlns:wne="http://schemas.microsoft.com/office/word/2006/wordml" xmlns:wps="http://schemas.microsoft.com/office/word/2010/wordprocessingShape" mc:Ignorable="w14 w15 w16se w16cid w16 w16cex w16sdtdh w16sdtfl cr w16du wp14">
+  <w16cex:commentExtensible w16cex:durableId="4714980D" w16cex:dateUtc="2025-12-14T21:18:00Z"/>
+  <w16cex:commentExtensible w16cex:durableId="5EEE749E" w16cex:dateUtc="2025-12-14T21:20:00Z"/>
+</w16cex:commentsExtensible>
+</file>
+
+<file path=word/commentsIds.xml><?xml version="1.0" encoding="utf-8"?>
+<w16cid:commentsIds xmlns:wpc="http://schemas.microsoft.com/office/word/2010/wordprocessingCanvas" xmlns:cx="http://schemas.microsoft.com/office/drawing/2014/chartex" xmlns:cx1="http://schemas.microsoft.com/office/drawing/2015/9/8/chartex" xmlns:cx2="http://schemas.microsoft.com/office/drawing/2015/10/21/chartex" xmlns:cx3="http://schemas.microsoft.com/office/drawing/2016/5/9/chartex" xmlns:cx4="http://schemas.microsoft.com/office/drawing/2016/5/10/chartex" xmlns:cx5="http://schemas.microsoft.com/office/drawing/2016/5/11/chartex" xmlns:cx6="http://schemas.microsoft.com/office/drawing/2016/5/12/chartex" xmlns:cx7="http://schemas.microsoft.com/office/drawing/2016/5/13/chartex" xmlns:cx8="http://schemas.microsoft.com/office/drawing/2016/5/14/chartex" xmlns:mc="http://schemas.openxmlformats.org/markup-compatibility/2006" xmlns:aink="http://schemas.microsoft.com/office/drawing/2016/ink" xmlns:am3d="http://schemas.microsoft.com/office/drawing/2017/model3d" xmlns:o="urn:schemas-microsoft-com:office:office" xmlns:oel="http://schemas.microsoft.com/office/2019/extlst" xmlns:r="http://schemas.openxmlformats.org/officeDocument/2006/relationships" xmlns:m="http://schemas.openxmlformats.org/officeDocument/2006/math" xmlns:v="urn:schemas-microsoft-com:vml" xmlns:wp14="http://schemas.microsoft.com/office/word/2010/wordprocessingDrawing" xmlns:wp="http://schemas.openxmlformats.org/drawingml/2006/wordprocessingDrawing" xmlns:w10="urn:schemas-microsoft-com:office:word" xmlns:w="http://schemas.openxmlformats.org/wordprocessingml/2006/main" xmlns:w14="http://schemas.microsoft.com/office/word/2010/wordml" xmlns:w15="http://schemas.microsoft.com/office/word/2012/wordml" xmlns:w16cex="http://schemas.microsoft.com/office/word/2018/wordml/cex" xmlns:w16cid="http://schemas.microsoft.com/office/word/2016/wordml/cid" xmlns:w16="http://schemas.microsoft.com/office/word/2018/wordml" xmlns:w16du="http://schemas.microsoft.com/office/word/2023/wordml/word16du" xmlns:w16sdtdh="http://schemas.microsoft.com/office/word/2020/wordml/sdtdatahash" xmlns:w16sdtfl="http://schemas.microsoft.com/office/word/2024/wordml/sdtformatlock" xmlns:w16se="http://schemas.microsoft.com/office/word/2015/wordml/symex" xmlns:wpg="http://schemas.microsoft.com/office/word/2010/wordprocessingGroup" xmlns:wpi="http://schemas.microsoft.com/office/word/2010/wordprocessingInk" xmlns:wne="http://schemas.microsoft.com/office/word/2006/wordml" xmlns:wps="http://schemas.microsoft.com/office/word/2010/wordprocessingShape" mc:Ignorable="w14 w15 w16se w16cid w16 w16cex w16sdtdh w16sdtfl w16du wp14">
+  <w16cid:commentId w16cid:paraId="063EDE43" w16cid:durableId="4714980D"/>
+  <w16cid:commentId w16cid:paraId="5038D977" w16cid:durableId="5EEE749E"/>
+</w16cid:commentsIds>
+</file>
+
 <file path=word/numbering.xml><?xml version="1.0" encoding="utf-8"?>
 <w:numbering xmlns:wpc="http://schemas.microsoft.com/office/word/2010/wordprocessingCanvas" xmlns:cx="http://schemas.microsoft.com/office/drawing/2014/chartex" xmlns:cx1="http://schemas.microsoft.com/office/drawing/2015/9/8/chartex" xmlns:cx2="http://schemas.microsoft.com/office/drawing/2015/10/21/chartex" xmlns:cx3="http://schemas.microsoft.com/office/drawing/2016/5/9/chartex" xmlns:cx4="http://schemas.microsoft.com/office/drawing/2016/5/10/chartex" xmlns:cx5="http://schemas.microsoft.com/office/drawing/2016/5/11/chartex" xmlns:cx6="http://schemas.microsoft.com/office/drawing/2016/5/12/chartex" xmlns:cx7="http://schemas.microsoft.com/office/drawing/2016/5/13/chartex" xmlns:cx8="http://schemas.microsoft.com/office/drawing/2016/5/14/chartex" xmlns:mc="http://schemas.openxmlformats.org/markup-compatibility/2006" xmlns:aink="http://schemas.microsoft.com/office/drawing/2016/ink" xmlns:am3d="http://schemas.microsoft.com/office/drawing/2017/model3d" xmlns:o="urn:schemas-microsoft-com:office:office" xmlns:oel="http://schemas.microsoft.com/office/2019/extlst" xmlns:r="http://schemas.openxmlformats.org/officeDocument/2006/relationships" xmlns:m="http://schemas.openxmlformats.org/officeDocument/2006/math" xmlns:v="urn:schemas-microsoft-com:vml" xmlns:wp14="http://schemas.microsoft.com/office/word/2010/wordprocessingDrawing" xmlns:wp="http://schemas.openxmlformats.org/drawingml/2006/wordprocessingDrawing" xmlns:w10="urn:schemas-microsoft-com:office:word" xmlns:w="http://schemas.openxmlformats.org/wordprocessingml/2006/main" xmlns:w14="http://schemas.microsoft.com/office/word/2010/wordml" xmlns:w15="http://schemas.microsoft.com/office/word/2012/wordml" xmlns:w16cex="http://schemas.microsoft.com/office/word/2018/wordml/cex" xmlns:w16cid="http://schemas.microsoft.com/office/word/2016/wordml/cid" xmlns:w16="http://schemas.microsoft.com/office/word/2018/wordml" xmlns:w16du="http://schemas.microsoft.com/office/word/2023/wordml/word16du" xmlns:w16sdtdh="http://schemas.microsoft.com/office/word/2020/wordml/sdtdatahash" xmlns:w16sdtfl="http://schemas.microsoft.com/office/word/2024/wordml/sdtformatlock" xmlns:w16se="http://schemas.microsoft.com/office/word/2015/wordml/symex" xmlns:wpg="http://schemas.microsoft.com/office/word/2010/wordprocessingGroup" xmlns:wpi="http://schemas.microsoft.com/office/word/2010/wordprocessingInk" xmlns:wne="http://schemas.microsoft.com/office/word/2006/wordml" xmlns:wps="http://schemas.microsoft.com/office/word/2010/wordprocessingShape" mc:Ignorable="w14 w15 w16se w16cid w16 w16cex w16sdtdh w16sdtfl w16du wp14">
   <w:abstractNum w:abstractNumId="0" w15:restartNumberingAfterBreak="0">
@@ -2859,6 +2948,95 @@
     </w:lvl>
   </w:abstractNum>
   <w:abstractNum w:abstractNumId="7" w15:restartNumberingAfterBreak="0">
+    <w:nsid w:val="5AC17302"/>
+    <w:multiLevelType w:val="hybridMultilevel"/>
+    <w:tmpl w:val="B7AEFD10"/>
+    <w:lvl w:ilvl="0" w:tplc="E306FBF6">
+      <w:start w:val="1"/>
+      <w:numFmt w:val="decimal"/>
+      <w:lvlText w:val="%1."/>
+      <w:lvlJc w:val="left"/>
+      <w:pPr>
+        <w:ind w:left="770" w:hanging="360"/>
+      </w:pPr>
+      <w:rPr>
+        <w:rFonts w:hint="default"/>
+      </w:rPr>
+    </w:lvl>
+    <w:lvl w:ilvl="1" w:tplc="300A0019" w:tentative="1">
+      <w:start w:val="1"/>
+      <w:numFmt w:val="lowerLetter"/>
+      <w:lvlText w:val="%2."/>
+      <w:lvlJc w:val="left"/>
+      <w:pPr>
+        <w:ind w:left="1490" w:hanging="360"/>
+      </w:pPr>
+    </w:lvl>
+    <w:lvl w:ilvl="2" w:tplc="300A001B" w:tentative="1">
+      <w:start w:val="1"/>
+      <w:numFmt w:val="lowerRoman"/>
+      <w:lvlText w:val="%3."/>
+      <w:lvlJc w:val="right"/>
+      <w:pPr>
+        <w:ind w:left="2210" w:hanging="180"/>
+      </w:pPr>
+    </w:lvl>
+    <w:lvl w:ilvl="3" w:tplc="300A000F" w:tentative="1">
+      <w:start w:val="1"/>
+      <w:numFmt w:val="decimal"/>
+      <w:lvlText w:val="%4."/>
+      <w:lvlJc w:val="left"/>
+      <w:pPr>
+        <w:ind w:left="2930" w:hanging="360"/>
+      </w:pPr>
+    </w:lvl>
+    <w:lvl w:ilvl="4" w:tplc="300A0019" w:tentative="1">
+      <w:start w:val="1"/>
+      <w:numFmt w:val="lowerLetter"/>
+      <w:lvlText w:val="%5."/>
+      <w:lvlJc w:val="left"/>
+      <w:pPr>
+        <w:ind w:left="3650" w:hanging="360"/>
+      </w:pPr>
+    </w:lvl>
+    <w:lvl w:ilvl="5" w:tplc="300A001B" w:tentative="1">
+      <w:start w:val="1"/>
+      <w:numFmt w:val="lowerRoman"/>
+      <w:lvlText w:val="%6."/>
+      <w:lvlJc w:val="right"/>
+      <w:pPr>
+        <w:ind w:left="4370" w:hanging="180"/>
+      </w:pPr>
+    </w:lvl>
+    <w:lvl w:ilvl="6" w:tplc="300A000F" w:tentative="1">
+      <w:start w:val="1"/>
+      <w:numFmt w:val="decimal"/>
+      <w:lvlText w:val="%7."/>
+      <w:lvlJc w:val="left"/>
+      <w:pPr>
+        <w:ind w:left="5090" w:hanging="360"/>
+      </w:pPr>
+    </w:lvl>
+    <w:lvl w:ilvl="7" w:tplc="300A0019" w:tentative="1">
+      <w:start w:val="1"/>
+      <w:numFmt w:val="lowerLetter"/>
+      <w:lvlText w:val="%8."/>
+      <w:lvlJc w:val="left"/>
+      <w:pPr>
+        <w:ind w:left="5810" w:hanging="360"/>
+      </w:pPr>
+    </w:lvl>
+    <w:lvl w:ilvl="8" w:tplc="300A001B" w:tentative="1">
+      <w:start w:val="1"/>
+      <w:numFmt w:val="lowerRoman"/>
+      <w:lvlText w:val="%9."/>
+      <w:lvlJc w:val="right"/>
+      <w:pPr>
+        <w:ind w:left="6530" w:hanging="180"/>
+      </w:pPr>
+    </w:lvl>
+  </w:abstractNum>
+  <w:abstractNum w:abstractNumId="8" w15:restartNumberingAfterBreak="0">
     <w:nsid w:val="6BE173CF"/>
     <w:multiLevelType w:val="hybridMultilevel"/>
     <w:tmpl w:val="4642E7BC"/>
@@ -2944,7 +3122,7 @@
       </w:pPr>
     </w:lvl>
   </w:abstractNum>
-  <w:abstractNum w:abstractNumId="8" w15:restartNumberingAfterBreak="0">
+  <w:abstractNum w:abstractNumId="9" w15:restartNumberingAfterBreak="0">
     <w:nsid w:val="7A962A34"/>
     <w:multiLevelType w:val="hybridMultilevel"/>
     <w:tmpl w:val="6BAC1EF0"/>
@@ -3037,7 +3215,7 @@
     <w:abstractNumId w:val="2"/>
   </w:num>
   <w:num w:numId="3" w16cid:durableId="1728260551">
-    <w:abstractNumId w:val="7"/>
+    <w:abstractNumId w:val="8"/>
   </w:num>
   <w:num w:numId="4" w16cid:durableId="1579513236">
     <w:abstractNumId w:val="5"/>
@@ -3049,7 +3227,7 @@
     <w:abstractNumId w:val="6"/>
   </w:num>
   <w:num w:numId="7" w16cid:durableId="1446542323">
-    <w:abstractNumId w:val="8"/>
+    <w:abstractNumId w:val="9"/>
   </w:num>
   <w:num w:numId="8" w16cid:durableId="818040083">
     <w:abstractNumId w:val="1"/>
@@ -3057,7 +3235,18 @@
   <w:num w:numId="9" w16cid:durableId="1422482728">
     <w:abstractNumId w:val="3"/>
   </w:num>
+  <w:num w:numId="10" w16cid:durableId="2114205401">
+    <w:abstractNumId w:val="7"/>
+  </w:num>
 </w:numbering>
+</file>
+
+<file path=word/people.xml><?xml version="1.0" encoding="utf-8"?>
+<w15:people xmlns:wpc="http://schemas.microsoft.com/office/word/2010/wordprocessingCanvas" xmlns:cx="http://schemas.microsoft.com/office/drawing/2014/chartex" xmlns:cx1="http://schemas.microsoft.com/office/drawing/2015/9/8/chartex" xmlns:cx2="http://schemas.microsoft.com/office/drawing/2015/10/21/chartex" xmlns:cx3="http://schemas.microsoft.com/office/drawing/2016/5/9/chartex" xmlns:cx4="http://schemas.microsoft.com/office/drawing/2016/5/10/chartex" xmlns:cx5="http://schemas.microsoft.com/office/drawing/2016/5/11/chartex" xmlns:cx6="http://schemas.microsoft.com/office/drawing/2016/5/12/chartex" xmlns:cx7="http://schemas.microsoft.com/office/drawing/2016/5/13/chartex" xmlns:cx8="http://schemas.microsoft.com/office/drawing/2016/5/14/chartex" xmlns:mc="http://schemas.openxmlformats.org/markup-compatibility/2006" xmlns:aink="http://schemas.microsoft.com/office/drawing/2016/ink" xmlns:am3d="http://schemas.microsoft.com/office/drawing/2017/model3d" xmlns:o="urn:schemas-microsoft-com:office:office" xmlns:oel="http://schemas.microsoft.com/office/2019/extlst" xmlns:r="http://schemas.openxmlformats.org/officeDocument/2006/relationships" xmlns:m="http://schemas.openxmlformats.org/officeDocument/2006/math" xmlns:v="urn:schemas-microsoft-com:vml" xmlns:wp14="http://schemas.microsoft.com/office/word/2010/wordprocessingDrawing" xmlns:wp="http://schemas.openxmlformats.org/drawingml/2006/wordprocessingDrawing" xmlns:w10="urn:schemas-microsoft-com:office:word" xmlns:w="http://schemas.openxmlformats.org/wordprocessingml/2006/main" xmlns:w14="http://schemas.microsoft.com/office/word/2010/wordml" xmlns:w15="http://schemas.microsoft.com/office/word/2012/wordml" xmlns:w16cex="http://schemas.microsoft.com/office/word/2018/wordml/cex" xmlns:w16cid="http://schemas.microsoft.com/office/word/2016/wordml/cid" xmlns:w16="http://schemas.microsoft.com/office/word/2018/wordml" xmlns:w16du="http://schemas.microsoft.com/office/word/2023/wordml/word16du" xmlns:w16sdtdh="http://schemas.microsoft.com/office/word/2020/wordml/sdtdatahash" xmlns:w16sdtfl="http://schemas.microsoft.com/office/word/2024/wordml/sdtformatlock" xmlns:w16se="http://schemas.microsoft.com/office/word/2015/wordml/symex" xmlns:wpg="http://schemas.microsoft.com/office/word/2010/wordprocessingGroup" xmlns:wpi="http://schemas.microsoft.com/office/word/2010/wordprocessingInk" xmlns:wne="http://schemas.microsoft.com/office/word/2006/wordml" xmlns:wps="http://schemas.microsoft.com/office/word/2010/wordprocessingShape" mc:Ignorable="w14 w15 w16se w16cid w16 w16cex w16sdtdh w16sdtfl w16du wp14">
+  <w15:person w15:author="Luis Figueroa">
+    <w15:presenceInfo w15:providerId="Windows Live" w15:userId="d528495051fb30ec"/>
+  </w15:person>
+</w15:people>
 </file>
 
 <file path=word/styles.xml><?xml version="1.0" encoding="utf-8"?>
@@ -3497,6 +3686,72 @@
       <w:contextualSpacing/>
     </w:pPr>
   </w:style>
+  <w:style w:type="character" w:styleId="CommentReference">
+    <w:name w:val="annotation reference"/>
+    <w:basedOn w:val="DefaultParagraphFont"/>
+    <w:uiPriority w:val="99"/>
+    <w:semiHidden/>
+    <w:unhideWhenUsed/>
+    <w:rsid w:val="00A227BA"/>
+    <w:rPr>
+      <w:sz w:val="16"/>
+      <w:szCs w:val="16"/>
+    </w:rPr>
+  </w:style>
+  <w:style w:type="paragraph" w:styleId="CommentText">
+    <w:name w:val="annotation text"/>
+    <w:basedOn w:val="Normal"/>
+    <w:link w:val="CommentTextChar"/>
+    <w:uiPriority w:val="99"/>
+    <w:unhideWhenUsed/>
+    <w:rsid w:val="00A227BA"/>
+    <w:pPr>
+      <w:spacing w:line="240" w:lineRule="auto"/>
+    </w:pPr>
+    <w:rPr>
+      <w:sz w:val="20"/>
+      <w:szCs w:val="20"/>
+    </w:rPr>
+  </w:style>
+  <w:style w:type="character" w:customStyle="1" w:styleId="CommentTextChar">
+    <w:name w:val="Comment Text Char"/>
+    <w:basedOn w:val="DefaultParagraphFont"/>
+    <w:link w:val="CommentText"/>
+    <w:uiPriority w:val="99"/>
+    <w:rsid w:val="00A227BA"/>
+    <w:rPr>
+      <w:sz w:val="20"/>
+      <w:szCs w:val="20"/>
+    </w:rPr>
+  </w:style>
+  <w:style w:type="paragraph" w:styleId="CommentSubject">
+    <w:name w:val="annotation subject"/>
+    <w:basedOn w:val="CommentText"/>
+    <w:next w:val="CommentText"/>
+    <w:link w:val="CommentSubjectChar"/>
+    <w:uiPriority w:val="99"/>
+    <w:semiHidden/>
+    <w:unhideWhenUsed/>
+    <w:rsid w:val="00A227BA"/>
+    <w:rPr>
+      <w:b/>
+      <w:bCs/>
+    </w:rPr>
+  </w:style>
+  <w:style w:type="character" w:customStyle="1" w:styleId="CommentSubjectChar">
+    <w:name w:val="Comment Subject Char"/>
+    <w:basedOn w:val="CommentTextChar"/>
+    <w:link w:val="CommentSubject"/>
+    <w:uiPriority w:val="99"/>
+    <w:semiHidden/>
+    <w:rsid w:val="00A227BA"/>
+    <w:rPr>
+      <w:b/>
+      <w:bCs/>
+      <w:sz w:val="20"/>
+      <w:szCs w:val="20"/>
+    </w:rPr>
+  </w:style>
 </w:styles>
 </file>
 
